--- a/docs/submission/EmeHub - Tong quan san pham.docx
+++ b/docs/submission/EmeHub - Tong quan san pham.docx
@@ -54,16 +54,8 @@
     <w:p>
       <w:pPr/>
       <w:r>
-        <w:t xml:space="preserve">Ba ứng dụng nằm sau </w:t>
-      </w:r>
-      <w:r>
-        <w:rPr>
-          <w:b/>
-        </w:rPr>
-        <w:t xml:space="preserve">một địa chỉ duy nhất</w:t>
-      </w:r>
-      <w:r>
-        <w:t xml:space="preserve">. Bắt đầu từ EmeHub — đăng nhập một lần là dùng được cả ba, không phải đăng nhập lại khi chuyển sang agent.</w:t>
+        <w:rPr/>
+        <w:t xml:space="preserve">Ba ứng dụng nằm sau một origin. Bắt đầu từ EmeHub — đăng nhập một lần dùng được cả ba.</w:t>
       </w:r>
     </w:p>
     <w:tbl>
@@ -102,7 +94,7 @@
         <w:tc>
           <w:p>
             <w:r>
-              <w:t xml:space="preserve">EmeHub — hub: danh tính, credential, project</w:t>
+              <w:t xml:space="preserve">EmeHub — hub: identity, credential, project</w:t>
             </w:r>
           </w:p>
         </w:tc>
@@ -247,7 +239,7 @@
         <w:rPr>
           <w:i/>
         </w:rPr>
-        <w:t xml:space="preserve">Vào thẳng Hướng dẫn sử dụng nếu muốn có người dẫn đường từ màn đăng nhập tới lúc kết quả test quay về ticket.</w:t>
+        <w:t xml:space="preserve">Hướng dẫn sử dụng đi từ màn đăng nhập tới lúc kết quả execution quay về ticket.</w:t>
       </w:r>
     </w:p>
     <w:p>
@@ -276,17 +268,14 @@
         <w:rPr>
           <w:b/>
         </w:rPr>
-        <w:t xml:space="preserve">nguồn sự thật</w:t>
-      </w:r>
-      <w:r>
-        <w:t xml:space="preserve"> cho mọi thứ mà bộ agent EMESOFT dùng chung: bạn là ai, bạn chạy bằng tài khoản Claude nào, đang kết nối tới tổ chức Azure DevOps / GitHub / Jira nào, có những project và repository nào, và hệ thống biết gì về chúng.</w:t>
-      </w:r>
-    </w:p>
-    <w:p>
-      <w:pPr/>
-      <w:r>
-        <w:t xml:space="preserve">Các agent chuyên biệt — </w:t>
-      </w:r>
+        <w:t xml:space="preserve">source of truth</w:t>
+      </w:r>
+      <w:r>
+        <w:t xml:space="preserve"> cho mọi thứ suite dùng chung: identity, Claude credential, provider connection, project, repository và knowledge base.</w:t>
+      </w:r>
+    </w:p>
+    <w:p>
+      <w:pPr/>
       <w:r>
         <w:rPr>
           <w:b/>
@@ -294,7 +283,7 @@
         <w:t xml:space="preserve">Q-Agent</w:t>
       </w:r>
       <w:r>
-        <w:t xml:space="preserve"> cho QA, </w:t>
+        <w:t xml:space="preserve"> (QA) và </w:t>
       </w:r>
       <w:r>
         <w:rPr>
@@ -303,359 +292,352 @@
         <w:t xml:space="preserve">D-Agent</w:t>
       </w:r>
       <w:r>
-        <w:t xml:space="preserve"> cho phát triển — thôi tự giữ những thứ đó và đọc chúng từ hub qua HTTP, xác thực bằng token do hub cấp.</w:t>
+        <w:t xml:space="preserve"> (dev) thôi tự giữ những thứ đó và đọc chúng từ hub qua HTTP, xác thực bằng token do hub mint. Hub cũng là cửa trước: đăng nhập một lần, thấy cả suite, launch agent.</w:t>
+      </w:r>
+    </w:p>
+    <w:p>
+      <w:pPr/>
+      <w:r>
+        <w:rPr>
+          <w:rFonts w:ascii="Consolas" w:hAnsi="Consolas" w:eastAsia="Consolas"/>
+        </w:rPr>
+        <w:t xml:space="preserve">                    ┌─────────────────────────────┐</w:t>
+      </w:r>
+    </w:p>
+    <w:p>
+      <w:pPr/>
+      <w:r>
+        <w:rPr>
+          <w:rFonts w:ascii="Consolas" w:hAnsi="Consolas" w:eastAsia="Consolas"/>
+        </w:rPr>
+        <w:t xml:space="preserve"/>
+      </w:r>
+    </w:p>
+    <w:p>
+      <w:pPr/>
+      <w:r>
+        <w:rPr>
+          <w:rFonts w:ascii="Consolas" w:hAnsi="Consolas" w:eastAsia="Consolas"/>
+        </w:rPr>
+        <w:t xml:space="preserve">                    │           EmeHub            │</w:t>
+      </w:r>
+    </w:p>
+    <w:p>
+      <w:pPr/>
+      <w:r>
+        <w:rPr>
+          <w:rFonts w:ascii="Consolas" w:hAnsi="Consolas" w:eastAsia="Consolas"/>
+        </w:rPr>
+        <w:t xml:space="preserve"/>
+      </w:r>
+    </w:p>
+    <w:p>
+      <w:pPr/>
+      <w:r>
+        <w:rPr>
+          <w:rFonts w:ascii="Consolas" w:hAnsi="Consolas" w:eastAsia="Consolas"/>
+        </w:rPr>
+        <w:t xml:space="preserve">                    │  identity · user · role     │</w:t>
+      </w:r>
+    </w:p>
+    <w:p>
+      <w:pPr/>
+      <w:r>
+        <w:rPr>
+          <w:rFonts w:ascii="Consolas" w:hAnsi="Consolas" w:eastAsia="Consolas"/>
+        </w:rPr>
+        <w:t xml:space="preserve"/>
+      </w:r>
+    </w:p>
+    <w:p>
+      <w:pPr/>
+      <w:r>
+        <w:rPr>
+          <w:rFonts w:ascii="Consolas" w:hAnsi="Consolas" w:eastAsia="Consolas"/>
+        </w:rPr>
+        <w:t xml:space="preserve">                    │  Claude credential          │</w:t>
+      </w:r>
+    </w:p>
+    <w:p>
+      <w:pPr/>
+      <w:r>
+        <w:rPr>
+          <w:rFonts w:ascii="Consolas" w:hAnsi="Consolas" w:eastAsia="Consolas"/>
+        </w:rPr>
+        <w:t xml:space="preserve"/>
+      </w:r>
+    </w:p>
+    <w:p>
+      <w:pPr/>
+      <w:r>
+        <w:rPr>
+          <w:rFonts w:ascii="Consolas" w:hAnsi="Consolas" w:eastAsia="Consolas"/>
+        </w:rPr>
+        <w:t xml:space="preserve">                    │  provider connection        │</w:t>
+      </w:r>
+    </w:p>
+    <w:p>
+      <w:pPr/>
+      <w:r>
+        <w:rPr>
+          <w:rFonts w:ascii="Consolas" w:hAnsi="Consolas" w:eastAsia="Consolas"/>
+        </w:rPr>
+        <w:t xml:space="preserve"/>
+      </w:r>
+    </w:p>
+    <w:p>
+      <w:pPr/>
+      <w:r>
+        <w:rPr>
+          <w:rFonts w:ascii="Consolas" w:hAnsi="Consolas" w:eastAsia="Consolas"/>
+        </w:rPr>
+        <w:t xml:space="preserve">                    │  project · knowledge        │</w:t>
+      </w:r>
+    </w:p>
+    <w:p>
+      <w:pPr/>
+      <w:r>
+        <w:rPr>
+          <w:rFonts w:ascii="Consolas" w:hAnsi="Consolas" w:eastAsia="Consolas"/>
+        </w:rPr>
+        <w:t xml:space="preserve"/>
+      </w:r>
+    </w:p>
+    <w:p>
+      <w:pPr/>
+      <w:r>
+        <w:rPr>
+          <w:rFonts w:ascii="Consolas" w:hAnsi="Consolas" w:eastAsia="Consolas"/>
+        </w:rPr>
+        <w:t xml:space="preserve">                    │  ticket · audit             │</w:t>
+      </w:r>
+    </w:p>
+    <w:p>
+      <w:pPr/>
+      <w:r>
+        <w:rPr>
+          <w:rFonts w:ascii="Consolas" w:hAnsi="Consolas" w:eastAsia="Consolas"/>
+        </w:rPr>
+        <w:t xml:space="preserve"/>
+      </w:r>
+    </w:p>
+    <w:p>
+      <w:pPr/>
+      <w:r>
+        <w:rPr>
+          <w:rFonts w:ascii="Consolas" w:hAnsi="Consolas" w:eastAsia="Consolas"/>
+        </w:rPr>
+        <w:t xml:space="preserve">                    └──────┬───────────────┬──────┘</w:t>
+      </w:r>
+    </w:p>
+    <w:p>
+      <w:pPr/>
+      <w:r>
+        <w:rPr>
+          <w:rFonts w:ascii="Consolas" w:hAnsi="Consolas" w:eastAsia="Consolas"/>
+        </w:rPr>
+        <w:t xml:space="preserve"/>
+      </w:r>
+    </w:p>
+    <w:p>
+      <w:pPr/>
+      <w:r>
+        <w:rPr>
+          <w:rFonts w:ascii="Consolas" w:hAnsi="Consolas" w:eastAsia="Consolas"/>
+        </w:rPr>
+        <w:t xml:space="preserve">                  JWT +    │               │    JWT +</w:t>
+      </w:r>
+    </w:p>
+    <w:p>
+      <w:pPr/>
+      <w:r>
+        <w:rPr>
+          <w:rFonts w:ascii="Consolas" w:hAnsi="Consolas" w:eastAsia="Consolas"/>
+        </w:rPr>
+        <w:t xml:space="preserve"/>
+      </w:r>
+    </w:p>
+    <w:p>
+      <w:pPr/>
+      <w:r>
+        <w:rPr>
+          <w:rFonts w:ascii="Consolas" w:hAnsi="Consolas" w:eastAsia="Consolas"/>
+        </w:rPr>
+        <w:t xml:space="preserve">                  config   │               │    config</w:t>
+      </w:r>
+    </w:p>
+    <w:p>
+      <w:pPr/>
+      <w:r>
+        <w:rPr>
+          <w:rFonts w:ascii="Consolas" w:hAnsi="Consolas" w:eastAsia="Consolas"/>
+        </w:rPr>
+        <w:t xml:space="preserve"/>
+      </w:r>
+    </w:p>
+    <w:p>
+      <w:pPr/>
+      <w:r>
+        <w:rPr>
+          <w:rFonts w:ascii="Consolas" w:hAnsi="Consolas" w:eastAsia="Consolas"/>
+        </w:rPr>
+        <w:t xml:space="preserve">                    ┌──────┴──────┐ ┌──────┴──────┐</w:t>
+      </w:r>
+    </w:p>
+    <w:p>
+      <w:pPr/>
+      <w:r>
+        <w:rPr>
+          <w:rFonts w:ascii="Consolas" w:hAnsi="Consolas" w:eastAsia="Consolas"/>
+        </w:rPr>
+        <w:t xml:space="preserve"/>
+      </w:r>
+    </w:p>
+    <w:p>
+      <w:pPr/>
+      <w:r>
+        <w:rPr>
+          <w:rFonts w:ascii="Consolas" w:hAnsi="Consolas" w:eastAsia="Consolas"/>
+        </w:rPr>
+        <w:t xml:space="preserve">                    │   Q-Agent   │ │   D-Agent   │</w:t>
+      </w:r>
+    </w:p>
+    <w:p>
+      <w:pPr/>
+      <w:r>
+        <w:rPr>
+          <w:rFonts w:ascii="Consolas" w:hAnsi="Consolas" w:eastAsia="Consolas"/>
+        </w:rPr>
+        <w:t xml:space="preserve"/>
+      </w:r>
+    </w:p>
+    <w:p>
+      <w:pPr/>
+      <w:r>
+        <w:rPr>
+          <w:rFonts w:ascii="Consolas" w:hAnsi="Consolas" w:eastAsia="Consolas"/>
+        </w:rPr>
+        <w:t xml:space="preserve">                    │ run · spec  │ │ execution   │</w:t>
+      </w:r>
+    </w:p>
+    <w:p>
+      <w:pPr/>
+      <w:r>
+        <w:rPr>
+          <w:rFonts w:ascii="Consolas" w:hAnsi="Consolas" w:eastAsia="Consolas"/>
+        </w:rPr>
+        <w:t xml:space="preserve"/>
+      </w:r>
+    </w:p>
+    <w:p>
+      <w:pPr/>
+      <w:r>
+        <w:rPr>
+          <w:rFonts w:ascii="Consolas" w:hAnsi="Consolas" w:eastAsia="Consolas"/>
+        </w:rPr>
+        <w:t xml:space="preserve">                    │ evidence    │ │ worktree    │</w:t>
+      </w:r>
+    </w:p>
+    <w:p>
+      <w:pPr/>
+      <w:r>
+        <w:rPr>
+          <w:rFonts w:ascii="Consolas" w:hAnsi="Consolas" w:eastAsia="Consolas"/>
+        </w:rPr>
+        <w:t xml:space="preserve"/>
+      </w:r>
+    </w:p>
+    <w:p>
+      <w:pPr/>
+      <w:r>
+        <w:rPr>
+          <w:rFonts w:ascii="Consolas" w:hAnsi="Consolas" w:eastAsia="Consolas"/>
+        </w:rPr>
+        <w:t xml:space="preserve">                    │ execution   │ │ skill       │</w:t>
+      </w:r>
+    </w:p>
+    <w:p>
+      <w:pPr/>
+      <w:r>
+        <w:rPr>
+          <w:rFonts w:ascii="Consolas" w:hAnsi="Consolas" w:eastAsia="Consolas"/>
+        </w:rPr>
+        <w:t xml:space="preserve"/>
+      </w:r>
+    </w:p>
+    <w:p>
+      <w:pPr/>
+      <w:r>
+        <w:rPr>
+          <w:rFonts w:ascii="Consolas" w:hAnsi="Consolas" w:eastAsia="Consolas"/>
+        </w:rPr>
+        <w:t xml:space="preserve">                    └─────────────┘ └─────────────┘</w:t>
+      </w:r>
+    </w:p>
+    <w:p>
+      <w:pPr/>
+      <w:r>
+        <w:rPr>
+          <w:rFonts w:ascii="Consolas" w:hAnsi="Consolas" w:eastAsia="Consolas"/>
+        </w:rPr>
+        <w:t xml:space="preserve"/>
+      </w:r>
+    </w:p>
+    <w:p>
+      <w:pPr/>
+      <w:r>
+        <w:rPr>
+          <w:b/>
+        </w:rPr>
+        <w:t xml:space="preserve">Boundary của hub được giữ chặt:</w:t>
+      </w:r>
+      <w:r>
+        <w:t xml:space="preserve"> hub chỉ build những artefact mà nó đã sở hữu toàn bộ input — hôm nay là knowledge base, và không gì khác. Hub </w:t>
+      </w:r>
+      <w:r>
+        <w:rPr>
+          <w:b/>
+        </w:rPr>
+        <w:t xml:space="preserve">không</w:t>
+      </w:r>
+      <w:r>
+        <w:t xml:space="preserve"> sinh test, không sinh code, không drive browser, không tạo PR. Đó là việc của agent.</w:t>
+      </w:r>
+    </w:p>
+    <w:p>
+      <w:pPr>
+        <w:pBdr/>
+      </w:pPr>
+    </w:p>
+    <w:p>
+      <w:pPr>
+        <w:pStyle w:val="Heading2"/>
+      </w:pPr>
+      <w:r>
+        <w:rPr>
+          <w:b/>
+          <w:sz w:val="32"/>
+        </w:rPr>
+        <w:t xml:space="preserve">Ba điểm khác biệt</w:t>
       </w:r>
     </w:p>
     <w:p>
       <w:pPr/>
       <w:r>
         <w:rPr/>
-        <w:t xml:space="preserve">Hub cũng là cửa trước: đăng nhập một lần, thấy cả suite, mở agent.</w:t>
-      </w:r>
-    </w:p>
-    <w:p>
-      <w:pPr/>
-      <w:r>
-        <w:rPr>
-          <w:rFonts w:ascii="Consolas" w:hAnsi="Consolas" w:eastAsia="Consolas"/>
-        </w:rPr>
-        <w:t xml:space="preserve">                    ┌─────────────────────────────┐</w:t>
-      </w:r>
-    </w:p>
-    <w:p>
-      <w:pPr/>
-      <w:r>
-        <w:rPr>
-          <w:rFonts w:ascii="Consolas" w:hAnsi="Consolas" w:eastAsia="Consolas"/>
-        </w:rPr>
-        <w:t xml:space="preserve"/>
-      </w:r>
-    </w:p>
-    <w:p>
-      <w:pPr/>
-      <w:r>
-        <w:rPr>
-          <w:rFonts w:ascii="Consolas" w:hAnsi="Consolas" w:eastAsia="Consolas"/>
-        </w:rPr>
-        <w:t xml:space="preserve">                    │           EmeHub            │</w:t>
-      </w:r>
-    </w:p>
-    <w:p>
-      <w:pPr/>
-      <w:r>
-        <w:rPr>
-          <w:rFonts w:ascii="Consolas" w:hAnsi="Consolas" w:eastAsia="Consolas"/>
-        </w:rPr>
-        <w:t xml:space="preserve"/>
-      </w:r>
-    </w:p>
-    <w:p>
-      <w:pPr/>
-      <w:r>
-        <w:rPr>
-          <w:rFonts w:ascii="Consolas" w:hAnsi="Consolas" w:eastAsia="Consolas"/>
-        </w:rPr>
-        <w:t xml:space="preserve">                    │  danh tính · người dùng     │</w:t>
-      </w:r>
-    </w:p>
-    <w:p>
-      <w:pPr/>
-      <w:r>
-        <w:rPr>
-          <w:rFonts w:ascii="Consolas" w:hAnsi="Consolas" w:eastAsia="Consolas"/>
-        </w:rPr>
-        <w:t xml:space="preserve"/>
-      </w:r>
-    </w:p>
-    <w:p>
-      <w:pPr/>
-      <w:r>
-        <w:rPr>
-          <w:rFonts w:ascii="Consolas" w:hAnsi="Consolas" w:eastAsia="Consolas"/>
-        </w:rPr>
-        <w:t xml:space="preserve">                    │  credential Claude          │</w:t>
-      </w:r>
-    </w:p>
-    <w:p>
-      <w:pPr/>
-      <w:r>
-        <w:rPr>
-          <w:rFonts w:ascii="Consolas" w:hAnsi="Consolas" w:eastAsia="Consolas"/>
-        </w:rPr>
-        <w:t xml:space="preserve"/>
-      </w:r>
-    </w:p>
-    <w:p>
-      <w:pPr/>
-      <w:r>
-        <w:rPr>
-          <w:rFonts w:ascii="Consolas" w:hAnsi="Consolas" w:eastAsia="Consolas"/>
-        </w:rPr>
-        <w:t xml:space="preserve">                    │  kết nối provider           │</w:t>
-      </w:r>
-    </w:p>
-    <w:p>
-      <w:pPr/>
-      <w:r>
-        <w:rPr>
-          <w:rFonts w:ascii="Consolas" w:hAnsi="Consolas" w:eastAsia="Consolas"/>
-        </w:rPr>
-        <w:t xml:space="preserve"/>
-      </w:r>
-    </w:p>
-    <w:p>
-      <w:pPr/>
-      <w:r>
-        <w:rPr>
-          <w:rFonts w:ascii="Consolas" w:hAnsi="Consolas" w:eastAsia="Consolas"/>
-        </w:rPr>
-        <w:t xml:space="preserve">                    │  project · knowledge        │</w:t>
-      </w:r>
-    </w:p>
-    <w:p>
-      <w:pPr/>
-      <w:r>
-        <w:rPr>
-          <w:rFonts w:ascii="Consolas" w:hAnsi="Consolas" w:eastAsia="Consolas"/>
-        </w:rPr>
-        <w:t xml:space="preserve"/>
-      </w:r>
-    </w:p>
-    <w:p>
-      <w:pPr/>
-      <w:r>
-        <w:rPr>
-          <w:rFonts w:ascii="Consolas" w:hAnsi="Consolas" w:eastAsia="Consolas"/>
-        </w:rPr>
-        <w:t xml:space="preserve">                    │  ticket · audit             │</w:t>
-      </w:r>
-    </w:p>
-    <w:p>
-      <w:pPr/>
-      <w:r>
-        <w:rPr>
-          <w:rFonts w:ascii="Consolas" w:hAnsi="Consolas" w:eastAsia="Consolas"/>
-        </w:rPr>
-        <w:t xml:space="preserve"/>
-      </w:r>
-    </w:p>
-    <w:p>
-      <w:pPr/>
-      <w:r>
-        <w:rPr>
-          <w:rFonts w:ascii="Consolas" w:hAnsi="Consolas" w:eastAsia="Consolas"/>
-        </w:rPr>
-        <w:t xml:space="preserve">                    └──────┬───────────────┬──────┘</w:t>
-      </w:r>
-    </w:p>
-    <w:p>
-      <w:pPr/>
-      <w:r>
-        <w:rPr>
-          <w:rFonts w:ascii="Consolas" w:hAnsi="Consolas" w:eastAsia="Consolas"/>
-        </w:rPr>
-        <w:t xml:space="preserve"/>
-      </w:r>
-    </w:p>
-    <w:p>
-      <w:pPr/>
-      <w:r>
-        <w:rPr>
-          <w:rFonts w:ascii="Consolas" w:hAnsi="Consolas" w:eastAsia="Consolas"/>
-        </w:rPr>
-        <w:t xml:space="preserve">                  JWT +    │               │    JWT +</w:t>
-      </w:r>
-    </w:p>
-    <w:p>
-      <w:pPr/>
-      <w:r>
-        <w:rPr>
-          <w:rFonts w:ascii="Consolas" w:hAnsi="Consolas" w:eastAsia="Consolas"/>
-        </w:rPr>
-        <w:t xml:space="preserve"/>
-      </w:r>
-    </w:p>
-    <w:p>
-      <w:pPr/>
-      <w:r>
-        <w:rPr>
-          <w:rFonts w:ascii="Consolas" w:hAnsi="Consolas" w:eastAsia="Consolas"/>
-        </w:rPr>
-        <w:t xml:space="preserve">                  cấu hình │               │    cấu hình</w:t>
-      </w:r>
-    </w:p>
-    <w:p>
-      <w:pPr/>
-      <w:r>
-        <w:rPr>
-          <w:rFonts w:ascii="Consolas" w:hAnsi="Consolas" w:eastAsia="Consolas"/>
-        </w:rPr>
-        <w:t xml:space="preserve"/>
-      </w:r>
-    </w:p>
-    <w:p>
-      <w:pPr/>
-      <w:r>
-        <w:rPr>
-          <w:rFonts w:ascii="Consolas" w:hAnsi="Consolas" w:eastAsia="Consolas"/>
-        </w:rPr>
-        <w:t xml:space="preserve">                    ┌──────┴──────┐ ┌──────┴──────┐</w:t>
-      </w:r>
-    </w:p>
-    <w:p>
-      <w:pPr/>
-      <w:r>
-        <w:rPr>
-          <w:rFonts w:ascii="Consolas" w:hAnsi="Consolas" w:eastAsia="Consolas"/>
-        </w:rPr>
-        <w:t xml:space="preserve"/>
-      </w:r>
-    </w:p>
-    <w:p>
-      <w:pPr/>
-      <w:r>
-        <w:rPr>
-          <w:rFonts w:ascii="Consolas" w:hAnsi="Consolas" w:eastAsia="Consolas"/>
-        </w:rPr>
-        <w:t xml:space="preserve">                    │   Q-Agent   │ │   D-Agent   │</w:t>
-      </w:r>
-    </w:p>
-    <w:p>
-      <w:pPr/>
-      <w:r>
-        <w:rPr>
-          <w:rFonts w:ascii="Consolas" w:hAnsi="Consolas" w:eastAsia="Consolas"/>
-        </w:rPr>
-        <w:t xml:space="preserve"/>
-      </w:r>
-    </w:p>
-    <w:p>
-      <w:pPr/>
-      <w:r>
-        <w:rPr>
-          <w:rFonts w:ascii="Consolas" w:hAnsi="Consolas" w:eastAsia="Consolas"/>
-        </w:rPr>
-        <w:t xml:space="preserve">                    │ run · spec  │ │ execution   │</w:t>
-      </w:r>
-    </w:p>
-    <w:p>
-      <w:pPr/>
-      <w:r>
-        <w:rPr>
-          <w:rFonts w:ascii="Consolas" w:hAnsi="Consolas" w:eastAsia="Consolas"/>
-        </w:rPr>
-        <w:t xml:space="preserve"/>
-      </w:r>
-    </w:p>
-    <w:p>
-      <w:pPr/>
-      <w:r>
-        <w:rPr>
-          <w:rFonts w:ascii="Consolas" w:hAnsi="Consolas" w:eastAsia="Consolas"/>
-        </w:rPr>
-        <w:t xml:space="preserve">                    │ evidence    │ │ worktree    │</w:t>
-      </w:r>
-    </w:p>
-    <w:p>
-      <w:pPr/>
-      <w:r>
-        <w:rPr>
-          <w:rFonts w:ascii="Consolas" w:hAnsi="Consolas" w:eastAsia="Consolas"/>
-        </w:rPr>
-        <w:t xml:space="preserve"/>
-      </w:r>
-    </w:p>
-    <w:p>
-      <w:pPr/>
-      <w:r>
-        <w:rPr>
-          <w:rFonts w:ascii="Consolas" w:hAnsi="Consolas" w:eastAsia="Consolas"/>
-        </w:rPr>
-        <w:t xml:space="preserve">                    │ execution   │ │ skill       │</w:t>
-      </w:r>
-    </w:p>
-    <w:p>
-      <w:pPr/>
-      <w:r>
-        <w:rPr>
-          <w:rFonts w:ascii="Consolas" w:hAnsi="Consolas" w:eastAsia="Consolas"/>
-        </w:rPr>
-        <w:t xml:space="preserve"/>
-      </w:r>
-    </w:p>
-    <w:p>
-      <w:pPr/>
-      <w:r>
-        <w:rPr>
-          <w:rFonts w:ascii="Consolas" w:hAnsi="Consolas" w:eastAsia="Consolas"/>
-        </w:rPr>
-        <w:t xml:space="preserve">                    └─────────────┘ └─────────────┘</w:t>
-      </w:r>
-    </w:p>
-    <w:p>
-      <w:pPr/>
-      <w:r>
-        <w:rPr>
-          <w:rFonts w:ascii="Consolas" w:hAnsi="Consolas" w:eastAsia="Consolas"/>
-        </w:rPr>
-        <w:t xml:space="preserve"/>
-      </w:r>
-    </w:p>
-    <w:p>
-      <w:pPr/>
-      <w:r>
-        <w:rPr>
-          <w:b/>
-        </w:rPr>
-        <w:t xml:space="preserve">Ranh giới của hub được giữ chặt:</w:t>
-      </w:r>
-      <w:r>
-        <w:t xml:space="preserve"> hub chỉ dựng những artefact mà nó đã sở hữu toàn bộ đầu vào — hôm nay là knowledge base, và không gì khác. Hub </w:t>
-      </w:r>
-      <w:r>
-        <w:rPr>
-          <w:b/>
-        </w:rPr>
-        <w:t xml:space="preserve">không</w:t>
-      </w:r>
-      <w:r>
-        <w:t xml:space="preserve"> sinh test, không sinh code, không lái trình duyệt, không tạo PR. Việc đó là việc của agent.</w:t>
-      </w:r>
-    </w:p>
-    <w:p>
-      <w:pPr>
-        <w:pBdr/>
-      </w:pPr>
-    </w:p>
-    <w:p>
-      <w:pPr>
-        <w:pStyle w:val="Heading2"/>
-      </w:pPr>
-      <w:r>
-        <w:rPr>
-          <w:b/>
-          <w:sz w:val="32"/>
-        </w:rPr>
-        <w:t xml:space="preserve">Vì sao đáng xem</w:t>
-      </w:r>
-    </w:p>
-    <w:p>
-      <w:pPr/>
-      <w:r>
-        <w:rPr/>
-        <w:t xml:space="preserve">Bốn điều làm suite này khác. Đầy đủ ở SELLING-POINTS.md.</w:t>
-      </w:r>
-    </w:p>
-    <w:p>
-      <w:pPr/>
-      <w:r>
-        <w:rPr>
-          <w:b/>
-        </w:rPr>
-        <w:t xml:space="preserve">Một tài khoản Claude không còn là nút thắt cổ chai.</w:t>
-      </w:r>
-      <w:r>
-        <w:t xml:space="preserve"> Mỗi người có credential riêng, admin publish thêm một credential dùng chung ở cấp workspace, và công tắc đổi qua lại tức thì theo quy tắc </w:t>
+        <w:t xml:space="preserve">Đầy đủ ở SELLING-POINTS.md.</w:t>
+      </w:r>
+    </w:p>
+    <w:p>
+      <w:pPr/>
+      <w:r>
+        <w:rPr>
+          <w:b/>
+        </w:rPr>
+        <w:t xml:space="preserve">Claude credential có hai lớp.</w:t>
+      </w:r>
+      <w:r>
+        <w:t xml:space="preserve"> Mỗi user một credential riêng, cộng một credential shared ở scope workspace do admin publish; resolve theo </w:t>
       </w:r>
       <w:r>
         <w:rPr>
@@ -664,43 +646,40 @@
         <w:t xml:space="preserve">own → shared → none</w:t>
       </w:r>
       <w:r>
-        <w:t xml:space="preserve">. Người mới chạy được từ phút đầu; ai có tài khoản riêng thì tự thấy chi tiêu của mình.</w:t>
-      </w:r>
-    </w:p>
-    <w:p>
-      <w:pPr/>
-      <w:r>
-        <w:rPr>
-          <w:b/>
-        </w:rPr>
-        <w:t xml:space="preserve">Spec test được viết từ DOM thật.</w:t>
-      </w:r>
-      <w:r>
-        <w:t xml:space="preserve"> Q-Agent lái trình duyệt thật trước, viết spec sau: thực hiện từng bước trên app đang chạy, đọc selector thật trên DOM thật, tự tạo dữ liệu test nếu thiếu — rồi mới sinh file Playwright từ đúng những gì đã chạy được. Không có selector đoán mò.</w:t>
-      </w:r>
-    </w:p>
-    <w:p>
-      <w:pPr/>
-      <w:r>
-        <w:rPr>
-          <w:b/>
-        </w:rPr>
-        <w:t xml:space="preserve">Bí mật nằm đúng chỗ.</w:t>
-      </w:r>
-      <w:r>
-        <w:t xml:space="preserve"> PAT của provider không rời khỏi hub — hub tự proxy lời gọi. Cookie đăng nhập của tester không rời khỏi máy tester — Local Agent chạy spec ngay tại đó. Credential Claude đi ra ngoài đúng một lần, có văn bản quy định, và bị thu hẹp bằng grant chỉ với tới được ba route.</w:t>
-      </w:r>
-    </w:p>
-    <w:p>
-      <w:pPr/>
-      <w:r>
-        <w:rPr>
-          <w:b/>
-        </w:rPr>
-        <w:t xml:space="preserve">Chúng tôi tự khai những gì chưa làm.</w:t>
-      </w:r>
-      <w:r>
-        <w:t xml:space="preserve"> KNOWN-GAPS.md ghi thẳng tính năng nào đã bị gỡ khỏi giao diện vì chưa thật, chỗ nào còn nợ, và cả những dòng tài liệu cũ mà chúng tôi kiểm chứng lại rồi phát hiện là sai.</w:t>
+        <w:t xml:space="preserve"> và đổi mode tức thì. Usage và rate limit hiển thị per-user.</w:t>
+      </w:r>
+    </w:p>
+    <w:p>
+      <w:pPr/>
+      <w:r>
+        <w:rPr>
+          <w:b/>
+        </w:rPr>
+        <w:t xml:space="preserve">Spec sinh từ DOM thật.</w:t>
+      </w:r>
+      <w:r>
+        <w:t xml:space="preserve"> Q-Agent drive browser thật trước, emit spec sau: thực thi từng step trên app đang chạy, resolve selector qua accessibility tree, verify chính selector sắp emit — rồi mới sinh file Playwright. Không có selector suy đoán.</w:t>
+      </w:r>
+    </w:p>
+    <w:p>
+      <w:pPr/>
+      <w:r>
+        <w:rPr>
+          <w:b/>
+        </w:rPr>
+        <w:t xml:space="preserve">Ba loại secret, ba boundary.</w:t>
+      </w:r>
+      <w:r>
+        <w:t xml:space="preserve"> Provider PAT không rời khỏi hub — hub proxy mọi provider call. </w:t>
+      </w:r>
+      <w:r>
+        <w:rPr>
+          <w:rFonts w:ascii="Consolas" w:hAnsi="Consolas"/>
+        </w:rPr>
+        <w:t xml:space="preserve">storageState</w:t>
+      </w:r>
+      <w:r>
+        <w:t xml:space="preserve"> của tester không rời khỏi device — Local Agent execute tại chỗ. Claude credential là exception duy nhất, và bị thu hẹp bằng run-scoped grant chỉ reach được ba route.</w:t>
       </w:r>
     </w:p>
     <w:p>
@@ -795,7 +774,7 @@
         <w:tc>
           <w:p>
             <w:r>
-              <w:t xml:space="preserve">Vì sao suite này làm khác</w:t>
+              <w:t xml:space="preserve">Kiến trúc và điểm khác biệt</w:t>
             </w:r>
           </w:p>
         </w:tc>
@@ -804,14 +783,14 @@
         <w:tc>
           <w:p>
             <w:r>
-              <w:t xml:space="preserve">docs/KNOWN-GAPS.md</w:t>
-            </w:r>
-          </w:p>
-        </w:tc>
-        <w:tc>
-          <w:p>
-            <w:r>
-              <w:t xml:space="preserve">Những gì đã gỡ và những gì chưa làm</w:t>
+              <w:t xml:space="preserve">docs/CONTEXT.md</w:t>
+            </w:r>
+          </w:p>
+        </w:tc>
+        <w:tc>
+          <w:p>
+            <w:r>
+              <w:t xml:space="preserve">Vocabulary dùng chung</w:t>
             </w:r>
           </w:p>
         </w:tc>
@@ -820,14 +799,14 @@
         <w:tc>
           <w:p>
             <w:r>
-              <w:t xml:space="preserve">docs/CONTEXT.md</w:t>
-            </w:r>
-          </w:p>
-        </w:tc>
-        <w:tc>
-          <w:p>
-            <w:r>
-              <w:t xml:space="preserve">Từ vựng dùng chung</w:t>
+              <w:t xml:space="preserve">docs/INTEGRATION.md</w:t>
+            </w:r>
+          </w:p>
+        </w:tc>
+        <w:tc>
+          <w:p>
+            <w:r>
+              <w:t xml:space="preserve">Hợp đồng giữa hub và agent</w:t>
             </w:r>
           </w:p>
         </w:tc>
@@ -836,14 +815,14 @@
         <w:tc>
           <w:p>
             <w:r>
-              <w:t xml:space="preserve">docs/INTEGRATION.md</w:t>
-            </w:r>
-          </w:p>
-        </w:tc>
-        <w:tc>
-          <w:p>
-            <w:r>
-              <w:t xml:space="preserve">Hợp đồng giữa hub và agent</w:t>
+              <w:t xml:space="preserve">docs/ROADMAP.md</w:t>
+            </w:r>
+          </w:p>
+        </w:tc>
+        <w:tc>
+          <w:p>
+            <w:r>
+              <w:t xml:space="preserve">Đang ở phase nào, còn gì phía trước</w:t>
             </w:r>
           </w:p>
         </w:tc>
@@ -852,22 +831,6 @@
         <w:tc>
           <w:p>
             <w:r>
-              <w:t xml:space="preserve">docs/ROADMAP.md</w:t>
-            </w:r>
-          </w:p>
-        </w:tc>
-        <w:tc>
-          <w:p>
-            <w:r>
-              <w:t xml:space="preserve">Đang ở phase nào, còn gì phía trước</w:t>
-            </w:r>
-          </w:p>
-        </w:tc>
-      </w:tr>
-      <w:tr>
-        <w:tc>
-          <w:p>
-            <w:r>
               <w:t xml:space="preserve">docs/adr/</w:t>
             </w:r>
           </w:p>
@@ -932,10 +895,10 @@
         <w:rPr>
           <w:b/>
         </w:rPr>
-        <w:t xml:space="preserve">hai</w:t>
-      </w:r>
-      <w:r>
-        <w:t xml:space="preserve"> bí mật — chúng phải là </w:t>
+        <w:t xml:space="preserve">hai secret</w:t>
+      </w:r>
+      <w:r>
+        <w:t xml:space="preserve"> — chúng phải là </w:t>
       </w:r>
       <w:r>
         <w:rPr>
@@ -950,10 +913,10 @@
         <w:rPr>
           <w:b/>
         </w:rPr>
-        <w:t xml:space="preserve">từ chối khởi động</w:t>
-      </w:r>
-      <w:r>
-        <w:t xml:space="preserve"> nếu thiếu một trong hai; không có giá trị dự phòng tự sinh, vì một khoá mã hoá tự sinh lúc boot sẽ lặng lẽ tạo ra dữ liệu không giải mã được sau lần restart kế tiếp.</w:t>
+        <w:t xml:space="preserve">refuse to start</w:t>
+      </w:r>
+      <w:r>
+        <w:t xml:space="preserve"> nếu thiếu một trong hai; không có fallback tự sinh, vì một encryption key sinh lúc boot sẽ tạo ra dữ liệu không decrypt được sau restart kế tiếp.</w:t>
       </w:r>
     </w:p>
     <w:p>
@@ -1081,7 +1044,7 @@
         <w:t xml:space="preserve"> đầu tiên mất vài phút.</w:t>
       </w:r>
       <w:r>
-        <w:t xml:space="preserve"> Từ ADR 0007, hub tự dựng knowledge base, nên image API cài thêm </w:t>
+        <w:t xml:space="preserve"> Từ ADR 0007, hub tự build knowledge base, nên image API cài thêm </w:t>
       </w:r>
       <w:r>
         <w:rPr>
@@ -1099,7 +1062,7 @@
         <w:t xml:space="preserve">@anthropic-ai/claude-code</w:t>
       </w:r>
       <w:r>
-        <w:t xml:space="preserve"> lên trên nền Python. (Không có chromium — hub không chạy trình duyệt nào.)</w:t>
+        <w:t xml:space="preserve"> lên trên nền Python. (Không có chromium — hub không chạy browser.)</w:t>
       </w:r>
     </w:p>
     <w:p>
@@ -1135,7 +1098,7 @@
     <w:p>
       <w:pPr/>
       <w:r>
-        <w:t xml:space="preserve">Stack không thể tự có, và thiếu chúng thì lượt dựng knowledge base sẽ dừng ở trạng thái </w:t>
+        <w:t xml:space="preserve">Thiếu chúng thì knowledge build dừng ở status </w:t>
       </w:r>
       <w:r>
         <w:rPr>
@@ -1153,7 +1116,7 @@
         <w:t xml:space="preserve">không</w:t>
       </w:r>
       <w:r>
-        <w:t xml:space="preserve"> làm hỏng request:</w:t>
+        <w:t xml:space="preserve"> fail request:</w:t>
       </w:r>
     </w:p>
     <w:p>
@@ -1167,10 +1130,10 @@
         <w:rPr>
           <w:b/>
         </w:rPr>
-        <w:t xml:space="preserve">Một credential Claude</w:t>
-      </w:r>
-      <w:r>
-        <w:t xml:space="preserve"> — upload trong </w:t>
+        <w:t xml:space="preserve">Một Claude credential</w:t>
+      </w:r>
+      <w:r>
+        <w:t xml:space="preserve"> — upload ở </w:t>
       </w:r>
       <w:r>
         <w:rPr>
@@ -1179,13 +1142,13 @@
         <w:t xml:space="preserve">Claude Settings</w:t>
       </w:r>
       <w:r>
-        <w:t xml:space="preserve">, hoặc nhờ admin cấu hình tài khoản</w:t>
+        <w:t xml:space="preserve">, hoặc dùng shared credential do admin</w:t>
       </w:r>
       <w:r>
         <w:t xml:space="preserve"> </w:t>
       </w:r>
       <w:r>
-        <w:t xml:space="preserve">dùng chung.</w:t>
+        <w:t xml:space="preserve">publish.</w:t>
       </w:r>
     </w:p>
     <w:p>
@@ -1199,10 +1162,10 @@
         <w:rPr>
           <w:b/>
         </w:rPr>
-        <w:t xml:space="preserve">Một kết nối repository kèm PAT</w:t>
-      </w:r>
-      <w:r>
-        <w:t xml:space="preserve"> — trong </w:t>
+        <w:t xml:space="preserve">Một repository connection kèm PAT</w:t>
+      </w:r>
+      <w:r>
+        <w:t xml:space="preserve"> — ở </w:t>
       </w:r>
       <w:r>
         <w:rPr>
@@ -1211,7 +1174,7 @@
         <w:t xml:space="preserve">Integrations</w:t>
       </w:r>
       <w:r>
-        <w:t xml:space="preserve">, gắn vào project có repo cần clone.</w:t>
+        <w:t xml:space="preserve">, bind vào project có repo cần clone.</w:t>
       </w:r>
     </w:p>
     <w:p>
@@ -1235,7 +1198,7 @@
         <w:rPr>
           <w:i/>
         </w:rPr>
-        <w:t xml:space="preserve"> chứa bản clone của repository và — trong lúc dựng — một credential Claude đã giải mã. Hãy coi nó là dữ liệu nhạy cảm: không mount cho mọi người đọc, không sao chép tuỳ tiện.</w:t>
+        <w:t xml:space="preserve"> chứa repository clone và — trong thời gian build — một Claude credential đã decrypt. Không mount world-readable, không copy tuỳ tiện.</w:t>
       </w:r>
     </w:p>
     <w:p>
@@ -1268,7 +1231,7 @@
         <w:t xml:space="preserve">suite.ps1</w:t>
       </w:r>
       <w:r>
-        <w:t xml:space="preserve"> là lớp mỏng bọc </w:t>
+        <w:t xml:space="preserve"> bọc </w:t>
       </w:r>
       <w:r>
         <w:rPr>
@@ -1277,7 +1240,7 @@
         <w:t xml:space="preserve">docker compose -f docker-compose.suite.yml</w:t>
       </w:r>
       <w:r>
-        <w:t xml:space="preserve">, truyền vào file </w:t>
+        <w:t xml:space="preserve">, truyền vào </w:t>
       </w:r>
       <w:r>
         <w:rPr>
@@ -1286,14 +1249,7 @@
         <w:t xml:space="preserve">.env</w:t>
       </w:r>
       <w:r>
-        <w:t xml:space="preserve"> của cả ba repo. Đọc phần đầu của hai script đó trước khi dùng.</w:t>
-      </w:r>
-    </w:p>
-    <w:p>
-      <w:pPr/>
-      <w:r>
-        <w:rPr/>
-        <w:t xml:space="preserve">Không bao giờ chạy đồng thời hai cách — cùng cổng, khác volume.</w:t>
+        <w:t xml:space="preserve"> của cả ba repo. Không bao giờ chạy đồng thời hai cách — cùng port, khác volume.</w:t>
       </w:r>
     </w:p>
     <w:p>
@@ -1316,7 +1272,7 @@
     <w:p>
       <w:pPr/>
       <w:r>
-        <w:t xml:space="preserve">Quy ước, ranh giới kiến trúc và quy trình giao việc nằm ở CLAUDE.md. Nhánh mặc định là </w:t>
+        <w:t xml:space="preserve">Convention, architectural boundary và workflow nằm ở CLAUDE.md. Branch mặc định là </w:t>
       </w:r>
       <w:r>
         <w:rPr>

--- a/docs/submission/EmeHub - Tong quan san pham.docx
+++ b/docs/submission/EmeHub - Tong quan san pham.docx
@@ -55,7 +55,7 @@
       <w:pPr/>
       <w:r>
         <w:rPr/>
-        <w:t xml:space="preserve">Ba ứng dụng nằm sau một origin. Bắt đầu từ EmeHub — đăng nhập một lần dùng được cả ba.</w:t>
+        <w:t xml:space="preserve">Hai ứng dụng nằm sau một origin. Bắt đầu từ EmeHub — đăng nhập một lần dùng được cả hai.</w:t>
       </w:r>
     </w:p>
     <w:tbl>
@@ -118,22 +118,6 @@
           <w:p>
             <w:r>
               <w:t xml:space="preserve">&lt;https://hub.chuongnd.click/qagent/&gt;</w:t>
-            </w:r>
-          </w:p>
-        </w:tc>
-      </w:tr>
-      <w:tr>
-        <w:tc>
-          <w:p>
-            <w:r>
-              <w:t xml:space="preserve">D-Agent — agent cho DEV</w:t>
-            </w:r>
-          </w:p>
-        </w:tc>
-        <w:tc>
-          <w:p>
-            <w:r>
-              <w:t xml:space="preserve">&lt;https://hub.chuongnd.click/dagent&gt;</w:t>
             </w:r>
           </w:p>
         </w:tc>
@@ -277,13 +261,28 @@
     <w:p>
       <w:pPr/>
       <w:r>
+        <w:t xml:space="preserve">Agent thôi tự giữ những thứ đó và đọc chúng từ hub qua HTTP, xác thực bằng token do hub mint. Hôm nay agent đó là </w:t>
+      </w:r>
+      <w:r>
         <w:rPr>
           <w:b/>
         </w:rPr>
         <w:t xml:space="preserve">Q-Agent</w:t>
       </w:r>
       <w:r>
-        <w:t xml:space="preserve"> (QA) và </w:t>
+        <w:t xml:space="preserve"> (QA). Hub cũng là cửa trước: đăng nhập một lần, thấy cả suite, launch agent.</w:t>
+      </w:r>
+    </w:p>
+    <w:p>
+      <w:pPr/>
+      <w:r>
+        <w:rPr>
+          <w:b/>
+        </w:rPr>
+        <w:t xml:space="preserve">Hub được thiết kế cho nhiều agent, không chỉ một.</w:t>
+      </w:r>
+      <w:r>
+        <w:t xml:space="preserve"> Contract — token claim, config endpoint, degradation behaviour — là một document riêng (INTEGRATION.md), nên một agent mới plug vào bằng cách implement contract đó chứ không phải bằng cách sửa hub. </w:t>
       </w:r>
       <w:r>
         <w:rPr>
@@ -292,7 +291,16 @@
         <w:t xml:space="preserve">D-Agent</w:t>
       </w:r>
       <w:r>
-        <w:t xml:space="preserve"> (dev) thôi tự giữ những thứ đó và đọc chúng từ hub qua HTTP, xác thực bằng token do hub mint. Hub cũng là cửa trước: đăng nhập một lần, thấy cả suite, launch agent.</w:t>
+        <w:t xml:space="preserve"> (dev) và </w:t>
+      </w:r>
+      <w:r>
+        <w:rPr>
+          <w:b/>
+        </w:rPr>
+        <w:t xml:space="preserve">B-Agent</w:t>
+      </w:r>
+      <w:r>
+        <w:t xml:space="preserve"> (BA) là hai ví dụ đang trên đường đi theo lối này.</w:t>
       </w:r>
     </w:p>
     <w:p>
@@ -481,97 +489,115 @@
         <w:rPr>
           <w:rFonts w:ascii="Consolas" w:hAnsi="Consolas" w:eastAsia="Consolas"/>
         </w:rPr>
-        <w:t xml:space="preserve">                    ┌──────┴──────┐ ┌──────┴──────┐</w:t>
-      </w:r>
-    </w:p>
-    <w:p>
-      <w:pPr/>
-      <w:r>
-        <w:rPr>
-          <w:rFonts w:ascii="Consolas" w:hAnsi="Consolas" w:eastAsia="Consolas"/>
-        </w:rPr>
-        <w:t xml:space="preserve"/>
-      </w:r>
-    </w:p>
-    <w:p>
-      <w:pPr/>
-      <w:r>
-        <w:rPr>
-          <w:rFonts w:ascii="Consolas" w:hAnsi="Consolas" w:eastAsia="Consolas"/>
-        </w:rPr>
-        <w:t xml:space="preserve">                    │   Q-Agent   │ │   D-Agent   │</w:t>
-      </w:r>
-    </w:p>
-    <w:p>
-      <w:pPr/>
-      <w:r>
-        <w:rPr>
-          <w:rFonts w:ascii="Consolas" w:hAnsi="Consolas" w:eastAsia="Consolas"/>
-        </w:rPr>
-        <w:t xml:space="preserve"/>
-      </w:r>
-    </w:p>
-    <w:p>
-      <w:pPr/>
-      <w:r>
-        <w:rPr>
-          <w:rFonts w:ascii="Consolas" w:hAnsi="Consolas" w:eastAsia="Consolas"/>
-        </w:rPr>
-        <w:t xml:space="preserve">                    │ run · spec  │ │ execution   │</w:t>
-      </w:r>
-    </w:p>
-    <w:p>
-      <w:pPr/>
-      <w:r>
-        <w:rPr>
-          <w:rFonts w:ascii="Consolas" w:hAnsi="Consolas" w:eastAsia="Consolas"/>
-        </w:rPr>
-        <w:t xml:space="preserve"/>
-      </w:r>
-    </w:p>
-    <w:p>
-      <w:pPr/>
-      <w:r>
-        <w:rPr>
-          <w:rFonts w:ascii="Consolas" w:hAnsi="Consolas" w:eastAsia="Consolas"/>
-        </w:rPr>
-        <w:t xml:space="preserve">                    │ evidence    │ │ worktree    │</w:t>
-      </w:r>
-    </w:p>
-    <w:p>
-      <w:pPr/>
-      <w:r>
-        <w:rPr>
-          <w:rFonts w:ascii="Consolas" w:hAnsi="Consolas" w:eastAsia="Consolas"/>
-        </w:rPr>
-        <w:t xml:space="preserve"/>
-      </w:r>
-    </w:p>
-    <w:p>
-      <w:pPr/>
-      <w:r>
-        <w:rPr>
-          <w:rFonts w:ascii="Consolas" w:hAnsi="Consolas" w:eastAsia="Consolas"/>
-        </w:rPr>
-        <w:t xml:space="preserve">                    │ execution   │ │ skill       │</w:t>
-      </w:r>
-    </w:p>
-    <w:p>
-      <w:pPr/>
-      <w:r>
-        <w:rPr>
-          <w:rFonts w:ascii="Consolas" w:hAnsi="Consolas" w:eastAsia="Consolas"/>
-        </w:rPr>
-        <w:t xml:space="preserve"/>
-      </w:r>
-    </w:p>
-    <w:p>
-      <w:pPr/>
-      <w:r>
-        <w:rPr>
-          <w:rFonts w:ascii="Consolas" w:hAnsi="Consolas" w:eastAsia="Consolas"/>
-        </w:rPr>
-        <w:t xml:space="preserve">                    └─────────────┘ └─────────────┘</w:t>
+        <w:t xml:space="preserve">                    ┌──────┴──────┐ ┌──────┴───────┐</w:t>
+      </w:r>
+    </w:p>
+    <w:p>
+      <w:pPr/>
+      <w:r>
+        <w:rPr>
+          <w:rFonts w:ascii="Consolas" w:hAnsi="Consolas" w:eastAsia="Consolas"/>
+        </w:rPr>
+        <w:t xml:space="preserve"/>
+      </w:r>
+    </w:p>
+    <w:p>
+      <w:pPr/>
+      <w:r>
+        <w:rPr>
+          <w:rFonts w:ascii="Consolas" w:hAnsi="Consolas" w:eastAsia="Consolas"/>
+        </w:rPr>
+        <w:t xml:space="preserve">                    │   Q-Agent   │ │  agent kế    │</w:t>
+      </w:r>
+    </w:p>
+    <w:p>
+      <w:pPr/>
+      <w:r>
+        <w:rPr>
+          <w:rFonts w:ascii="Consolas" w:hAnsi="Consolas" w:eastAsia="Consolas"/>
+        </w:rPr>
+        <w:t xml:space="preserve"/>
+      </w:r>
+    </w:p>
+    <w:p>
+      <w:pPr/>
+      <w:r>
+        <w:rPr>
+          <w:rFonts w:ascii="Consolas" w:hAnsi="Consolas" w:eastAsia="Consolas"/>
+        </w:rPr>
+        <w:t xml:space="preserve">                    │ run · spec  │ │  tiếp        │</w:t>
+      </w:r>
+    </w:p>
+    <w:p>
+      <w:pPr/>
+      <w:r>
+        <w:rPr>
+          <w:rFonts w:ascii="Consolas" w:hAnsi="Consolas" w:eastAsia="Consolas"/>
+        </w:rPr>
+        <w:t xml:space="preserve"/>
+      </w:r>
+    </w:p>
+    <w:p>
+      <w:pPr/>
+      <w:r>
+        <w:rPr>
+          <w:rFonts w:ascii="Consolas" w:hAnsi="Consolas" w:eastAsia="Consolas"/>
+        </w:rPr>
+        <w:t xml:space="preserve">                    │ evidence    │ │  (D-Agent,   │</w:t>
+      </w:r>
+    </w:p>
+    <w:p>
+      <w:pPr/>
+      <w:r>
+        <w:rPr>
+          <w:rFonts w:ascii="Consolas" w:hAnsi="Consolas" w:eastAsia="Consolas"/>
+        </w:rPr>
+        <w:t xml:space="preserve"/>
+      </w:r>
+    </w:p>
+    <w:p>
+      <w:pPr/>
+      <w:r>
+        <w:rPr>
+          <w:rFonts w:ascii="Consolas" w:hAnsi="Consolas" w:eastAsia="Consolas"/>
+        </w:rPr>
+        <w:t xml:space="preserve">                    │ execution   │ │   B-Agent…)  │</w:t>
+      </w:r>
+    </w:p>
+    <w:p>
+      <w:pPr/>
+      <w:r>
+        <w:rPr>
+          <w:rFonts w:ascii="Consolas" w:hAnsi="Consolas" w:eastAsia="Consolas"/>
+        </w:rPr>
+        <w:t xml:space="preserve"/>
+      </w:r>
+    </w:p>
+    <w:p>
+      <w:pPr/>
+      <w:r>
+        <w:rPr>
+          <w:rFonts w:ascii="Consolas" w:hAnsi="Consolas" w:eastAsia="Consolas"/>
+        </w:rPr>
+        <w:t xml:space="preserve">                    └─────────────┘ └──────────────┘</w:t>
+      </w:r>
+    </w:p>
+    <w:p>
+      <w:pPr/>
+      <w:r>
+        <w:rPr>
+          <w:rFonts w:ascii="Consolas" w:hAnsi="Consolas" w:eastAsia="Consolas"/>
+        </w:rPr>
+        <w:t xml:space="preserve"/>
+      </w:r>
+    </w:p>
+    <w:p>
+      <w:pPr/>
+      <w:r>
+        <w:rPr>
+          <w:rFonts w:ascii="Consolas" w:hAnsi="Consolas" w:eastAsia="Consolas"/>
+        </w:rPr>
+        <w:t xml:space="preserve">                         hôm nay        cùng contract</w:t>
       </w:r>
     </w:p>
     <w:p>
